--- a/docs/legal/word/СОГЛАСИЕ-НА-ОПД-StaySee-2026-06-28.docx
+++ b/docs/legal/word/СОГЛАСИЕ-НА-ОПД-StaySee-2026-06-28.docx
@@ -2,7 +2,7 @@
 <file path=word/document.xml><?xml version="1.0" encoding="utf-8"?>
 <w:document xmlns:w="http://schemas.openxmlformats.org/wordprocessingml/2006/main" xmlns:m="http://schemas.openxmlformats.org/officeDocument/2006/math" xmlns:r="http://schemas.openxmlformats.org/officeDocument/2006/relationships" xmlns:o="urn:schemas-microsoft-com:office:office" xmlns:v="urn:schemas-microsoft-com:vml" xmlns:w10="urn:schemas-microsoft-com:office:word" xmlns:a="http://schemas.openxmlformats.org/drawingml/2006/main" xmlns:pic="http://schemas.openxmlformats.org/drawingml/2006/picture" xmlns:wp="http://schemas.openxmlformats.org/drawingml/2006/wordprocessingDrawing">
   <w:body>
-    <w:bookmarkStart w:id="22" w:name="Xc06a8f4bd23789bbd7040519c49173a7f61fb01"/>
+    <w:bookmarkStart w:id="16" w:name="Xc06a8f4bd23789bbd7040519c49173a7f61fb01"/>
     <w:p>
       <w:pPr>
         <w:pStyle w:val="Heading1"/>
@@ -11,13 +11,47 @@
         <w:t xml:space="preserve">Согласие на обработку персональных данных</w:t>
       </w:r>
     </w:p>
-    <w:bookmarkStart w:id="9" w:name="сервис-staysee-ai"/>
+    <w:bookmarkStart w:id="15" w:name="сервис-staysee-ai"/>
     <w:p>
       <w:pPr>
         <w:pStyle w:val="Heading2"/>
       </w:pPr>
       <w:r>
         <w:t xml:space="preserve">Сервис StaySee AI</w:t>
+      </w:r>
+    </w:p>
+    <w:p>
+      <w:pPr>
+        <w:pStyle w:val="FirstParagraph"/>
+      </w:pPr>
+      <w:r>
+        <w:rPr>
+          <w:b/>
+          <w:bCs/>
+        </w:rPr>
+        <w:t xml:space="preserve">Редакция:</w:t>
+      </w:r>
+      <w:r>
+        <w:t xml:space="preserve"> </w:t>
+      </w:r>
+      <w:r>
+        <w:t xml:space="preserve">1.3</w:t>
+      </w:r>
+      <w:r>
+        <w:br/>
+      </w:r>
+      <w:r>
+        <w:rPr>
+          <w:b/>
+          <w:bCs/>
+        </w:rPr>
+        <w:t xml:space="preserve">Дата публикации:</w:t>
+      </w:r>
+      <w:r>
+        <w:t xml:space="preserve"> </w:t>
+      </w:r>
+      <w:r>
+        <w:t xml:space="preserve">31 октября 2026 г.</w:t>
       </w:r>
     </w:p>
     <w:p>
@@ -29,10 +63,64 @@
     </w:p>
     <w:p>
       <w:pPr>
-        <w:pStyle w:val="BlockText"/>
-      </w:pPr>
-      <w:r>
-        <w:t xml:space="preserve">Этот документ — текст согласия для экрана регистрации. Два отдельных чекбокса: один — на условия использования, второй — на обработку персональных данных. Объединять запрещено — делает согласие недействительным по 152-ФЗ.</w:t>
+        <w:pStyle w:val="FirstParagraph"/>
+      </w:pPr>
+      <w:r>
+        <w:rPr>
+          <w:b/>
+          <w:bCs/>
+        </w:rPr>
+        <w:t xml:space="preserve">СОГЛАСИЕ НА ОБРАБОТКУ ПЕРСОНАЛЬНЫХ ДАННЫХ</w:t>
+      </w:r>
+    </w:p>
+    <w:p>
+      <w:pPr>
+        <w:pStyle w:val="BodyText"/>
+      </w:pPr>
+      <w:r>
+        <w:t xml:space="preserve">Я, нижеподписавшийся/нижеподписавшаяся (далее — «Субъект»), свободно, своей волей и в своём интересе даю настоящее Согласие индивидуальному предпринимателю</w:t>
+      </w:r>
+      <w:r>
+        <w:t xml:space="preserve"> </w:t>
+      </w:r>
+      <w:r>
+        <w:rPr>
+          <w:b/>
+          <w:bCs/>
+        </w:rPr>
+        <w:t xml:space="preserve">УСПЕНСКАЯ АНАСТАСИЯ СЕРГЕЕВНА</w:t>
+      </w:r>
+      <w:r>
+        <w:t xml:space="preserve">, ИНН</w:t>
+      </w:r>
+      <w:r>
+        <w:t xml:space="preserve"> </w:t>
+      </w:r>
+      <w:r>
+        <w:rPr>
+          <w:b/>
+          <w:bCs/>
+        </w:rPr>
+        <w:t xml:space="preserve">332709365323</w:t>
+      </w:r>
+      <w:r>
+        <w:t xml:space="preserve">, ОГРНИП</w:t>
+      </w:r>
+      <w:r>
+        <w:t xml:space="preserve"> </w:t>
+      </w:r>
+      <w:r>
+        <w:rPr>
+          <w:b/>
+          <w:bCs/>
+        </w:rPr>
+        <w:t xml:space="preserve">321332800043821</w:t>
+      </w:r>
+      <w:r>
+        <w:t xml:space="preserve"> </w:t>
+      </w:r>
+      <w:r>
+        <w:t xml:space="preserve">(далее — «Оператор»), на обработку моих персональных данных на следующих условиях:</w:t>
       </w:r>
     </w:p>
     <w:p>
@@ -42,148 +130,7 @@
         </w:pict>
       </w:r>
     </w:p>
-    <w:bookmarkEnd w:id="9"/>
-    <w:bookmarkStart w:id="10" w:name="текст-для-чекбокса-короткая-версия"/>
-    <w:p>
-      <w:pPr>
-        <w:pStyle w:val="Heading2"/>
-      </w:pPr>
-      <w:r>
-        <w:t xml:space="preserve">Текст для чекбокса (короткая версия)</w:t>
-      </w:r>
-    </w:p>
-    <w:p>
-      <w:pPr>
-        <w:pStyle w:val="SourceCode"/>
-      </w:pPr>
-      <w:r>
-        <w:rPr>
-          <w:rStyle w:val="VerbatimChar"/>
-        </w:rPr>
-        <w:t xml:space="preserve">Я прочитал(а) и понимаю, что мои сообщения могут содержать сведения </w:t>
-      </w:r>
-      <w:r>
-        <w:br/>
-      </w:r>
-      <w:r>
-        <w:rPr>
-          <w:rStyle w:val="VerbatimChar"/>
-        </w:rPr>
-        <w:t xml:space="preserve">о моём психологическом состоянии (специальная категория по 152-ФЗ). </w:t>
-      </w:r>
-      <w:r>
-        <w:br/>
-      </w:r>
-      <w:r>
-        <w:rPr>
-          <w:rStyle w:val="VerbatimChar"/>
-        </w:rPr>
-        <w:t xml:space="preserve">Я даю явное согласие на их обработку в соответствии с Политикой </w:t>
-      </w:r>
-      <w:r>
-        <w:br/>
-      </w:r>
-      <w:r>
-        <w:rPr>
-          <w:rStyle w:val="VerbatimChar"/>
-        </w:rPr>
-        <w:t xml:space="preserve">обработки персональных данных.</w:t>
-      </w:r>
-    </w:p>
-    <w:p>
-      <w:r>
-        <w:pict>
-          <v:rect style="width:0;height:1.5pt" o:hralign="center" o:hrstd="t" o:hr="t"/>
-        </w:pict>
-      </w:r>
-    </w:p>
-    <w:bookmarkEnd w:id="10"/>
-    <w:bookmarkStart w:id="17" w:name="полный-текст-согласия"/>
-    <w:p>
-      <w:pPr>
-        <w:pStyle w:val="Heading2"/>
-      </w:pPr>
-      <w:r>
-        <w:t xml:space="preserve">Полный текст согласия</w:t>
-      </w:r>
-    </w:p>
-    <w:p>
-      <w:r>
-        <w:pict>
-          <v:rect style="width:0;height:1.5pt" o:hralign="center" o:hrstd="t" o:hr="t"/>
-        </w:pict>
-      </w:r>
-    </w:p>
-    <w:p>
-      <w:pPr>
-        <w:pStyle w:val="FirstParagraph"/>
-      </w:pPr>
-      <w:r>
-        <w:rPr>
-          <w:b/>
-          <w:bCs/>
-        </w:rPr>
-        <w:t xml:space="preserve">СОГЛАСИЕ НА ОБРАБОТКУ ПЕРСОНАЛЬНЫХ ДАННЫХ</w:t>
-      </w:r>
-    </w:p>
-    <w:p>
-      <w:pPr>
-        <w:pStyle w:val="BodyText"/>
-      </w:pPr>
-      <w:r>
-        <w:t xml:space="preserve">Я, нижеподписавшийся/нижеподписавшаяся (далее — «Субъект»), свободно, своей волей и в своём интересе даю настоящее Согласие индивидуальному предпринимателю</w:t>
-      </w:r>
-      <w:r>
-        <w:t xml:space="preserve"> </w:t>
-      </w:r>
-      <w:r>
-        <w:rPr>
-          <w:b/>
-          <w:bCs/>
-        </w:rPr>
-        <w:t xml:space="preserve">УСПЕНСКАЯ АНАСТАСИЯ СЕРГЕЕВНА</w:t>
-      </w:r>
-      <w:r>
-        <w:t xml:space="preserve">, ИНН</w:t>
-      </w:r>
-      <w:r>
-        <w:t xml:space="preserve"> </w:t>
-      </w:r>
-      <w:r>
-        <w:rPr>
-          <w:b/>
-          <w:bCs/>
-        </w:rPr>
-        <w:t xml:space="preserve">332709365323</w:t>
-      </w:r>
-      <w:r>
-        <w:t xml:space="preserve">, ОГРНИП</w:t>
-      </w:r>
-      <w:r>
-        <w:t xml:space="preserve"> </w:t>
-      </w:r>
-      <w:r>
-        <w:rPr>
-          <w:b/>
-          <w:bCs/>
-        </w:rPr>
-        <w:t xml:space="preserve">321332800043821</w:t>
-      </w:r>
-      <w:r>
-        <w:t xml:space="preserve"> </w:t>
-      </w:r>
-      <w:r>
-        <w:t xml:space="preserve">(далее — «Оператор»), на обработку моих персональных данных на следующих условиях:</w:t>
-      </w:r>
-    </w:p>
-    <w:p>
-      <w:r>
-        <w:pict>
-          <v:rect style="width:0;height:1.5pt" o:hralign="center" o:hrstd="t" o:hr="t"/>
-        </w:pict>
-      </w:r>
-    </w:p>
-    <w:bookmarkStart w:id="11" w:name="Xd03cd1d70f2ce729a906f2753eb785cd36a2fb0"/>
+    <w:bookmarkStart w:id="9" w:name="Xd03cd1d70f2ce729a906f2753eb785cd36a2fb0"/>
     <w:p>
       <w:pPr>
         <w:pStyle w:val="Heading3"/>
@@ -249,13 +196,13 @@
           <w:b/>
           <w:bCs/>
         </w:rPr>
-        <w:t xml:space="preserve">Автоматически формируемая память Сервиса</w:t>
+        <w:t xml:space="preserve">Изображения</w:t>
       </w:r>
       <w:r>
         <w:t xml:space="preserve"> </w:t>
       </w:r>
       <w:r>
-        <w:t xml:space="preserve">— структурированная информация о людях, событиях, темах и эмоциях, упомянутых мной в переписке.</w:t>
+        <w:t xml:space="preserve">— фотографии и скриншоты, которые я по своему желанию прикрепляю к сообщению (согласие на их обработку я подтверждаю отдельно, при первом прикреплении изображения).</w:t>
       </w:r>
     </w:p>
     <w:p>
@@ -271,13 +218,13 @@
           <w:b/>
           <w:bCs/>
         </w:rPr>
-        <w:t xml:space="preserve">Записи о прогрессе</w:t>
+        <w:t xml:space="preserve">Автоматически формируемая память Сервиса</w:t>
       </w:r>
       <w:r>
         <w:t xml:space="preserve"> </w:t>
       </w:r>
       <w:r>
-        <w:t xml:space="preserve">— ключевые наблюдения, инсайты, зафиксированные в ходе работы Сервиса.</w:t>
+        <w:t xml:space="preserve">— структурированная информация о людях, событиях, темах и эмоциях, упомянутых мной в переписке.</w:t>
       </w:r>
     </w:p>
     <w:p>
@@ -293,6 +240,28 @@
           <w:b/>
           <w:bCs/>
         </w:rPr>
+        <w:t xml:space="preserve">Записи о прогрессе</w:t>
+      </w:r>
+      <w:r>
+        <w:t xml:space="preserve"> </w:t>
+      </w:r>
+      <w:r>
+        <w:t xml:space="preserve">— ключевые наблюдения, инсайты, зафиксированные в ходе работы Сервиса.</w:t>
+      </w:r>
+    </w:p>
+    <w:p>
+      <w:pPr>
+        <w:pStyle w:val="Compact"/>
+        <w:numPr>
+          <w:ilvl w:val="0"/>
+          <w:numId w:val="1001"/>
+        </w:numPr>
+      </w:pPr>
+      <w:r>
+        <w:rPr>
+          <w:b/>
+          <w:bCs/>
+        </w:rPr>
         <w:t xml:space="preserve">Технические данные</w:t>
       </w:r>
       <w:r>
@@ -328,6 +297,21 @@
       </w:r>
       <w:r>
         <w:t xml:space="preserve">. Я даю явное и осознанное согласие на их обработку в целях, указанных ниже.</w:t>
+      </w:r>
+    </w:p>
+    <w:p>
+      <w:pPr>
+        <w:pStyle w:val="BodyText"/>
+      </w:pPr>
+      <w:r>
+        <w:rPr>
+          <w:b/>
+          <w:bCs/>
+        </w:rPr>
+        <w:t xml:space="preserve">Я понимаю</w:t>
+      </w:r>
+      <w:r>
+        <w:t xml:space="preserve">, что изображения, которые я прикрепляю, могут содержать сведения о моём здоровье и внешности, а также сведения о других людях (например, их сообщения на скриншоте). Сервис не хранит сами изображения: они передаются языковым моделям на время формирования ответа, а в моей беседе сохраняется только их текстовое описание, составленное моделью. Сервис не использует изображения для распознавания и опознавания людей. Я прикрепляю изображения других людей и их переписку только если вправе это делать, и не прикрепляю изображения документов, удостоверяющих личность, платёжных карт и экранов с паролями.</w:t>
       </w:r>
     </w:p>
     <w:p>
@@ -337,8 +321,8 @@
         </w:pict>
       </w:r>
     </w:p>
-    <w:bookmarkEnd w:id="11"/>
-    <w:bookmarkStart w:id="12" w:name="цели-обработки"/>
+    <w:bookmarkEnd w:id="9"/>
+    <w:bookmarkStart w:id="10" w:name="цели-обработки"/>
     <w:p>
       <w:pPr>
         <w:pStyle w:val="Heading3"/>
@@ -368,7 +352,7 @@
         </w:numPr>
       </w:pPr>
       <w:r>
-        <w:t xml:space="preserve">Техническая поддержка учётной записи.</w:t>
+        <w:t xml:space="preserve">Показ прикреплённых мной изображений языковой модели при формировании ответа и составление их текстового описания.</w:t>
       </w:r>
     </w:p>
     <w:p>
@@ -380,7 +364,7 @@
         </w:numPr>
       </w:pPr>
       <w:r>
-        <w:t xml:space="preserve">Безопасность и предотвращение мошенничества.</w:t>
+        <w:t xml:space="preserve">Техническая поддержка учётной записи.</w:t>
       </w:r>
     </w:p>
     <w:p>
@@ -392,6 +376,18 @@
         </w:numPr>
       </w:pPr>
       <w:r>
+        <w:t xml:space="preserve">Безопасность и предотвращение мошенничества.</w:t>
+      </w:r>
+    </w:p>
+    <w:p>
+      <w:pPr>
+        <w:pStyle w:val="Compact"/>
+        <w:numPr>
+          <w:ilvl w:val="0"/>
+          <w:numId w:val="1002"/>
+        </w:numPr>
+      </w:pPr>
+      <w:r>
         <w:t xml:space="preserve">Направление уведомлений об изменениях условий сервиса.</w:t>
       </w:r>
     </w:p>
@@ -402,8 +398,8 @@
         </w:pict>
       </w:r>
     </w:p>
-    <w:bookmarkEnd w:id="12"/>
-    <w:bookmarkStart w:id="13" w:name="действия-с-персональными-данными"/>
+    <w:bookmarkEnd w:id="10"/>
+    <w:bookmarkStart w:id="11" w:name="действия-с-персональными-данными"/>
     <w:p>
       <w:pPr>
         <w:pStyle w:val="Heading3"/>
@@ -427,8 +423,8 @@
         </w:pict>
       </w:r>
     </w:p>
-    <w:bookmarkEnd w:id="13"/>
-    <w:bookmarkStart w:id="14" w:name="X31d1d732abda570d74a30d85470752215fc5d58"/>
+    <w:bookmarkEnd w:id="11"/>
+    <w:bookmarkStart w:id="12" w:name="X31d1d732abda570d74a30d85470752215fc5d58"/>
     <w:p>
       <w:pPr>
         <w:pStyle w:val="Heading3"/>
@@ -493,7 +489,26 @@
         <w:t xml:space="preserve"> </w:t>
       </w:r>
       <w:r>
-        <w:t xml:space="preserve">и</w:t>
+        <w:t xml:space="preserve">— посредник, через которого запросы направляются языковым моделям.</w:t>
+      </w:r>
+    </w:p>
+    <w:p>
+      <w:pPr>
+        <w:pStyle w:val="Compact"/>
+        <w:numPr>
+          <w:ilvl w:val="0"/>
+          <w:numId w:val="1003"/>
+        </w:numPr>
+      </w:pPr>
+      <w:r>
+        <w:rPr>
+          <w:b/>
+          <w:bCs/>
+        </w:rPr>
+        <w:t xml:space="preserve">OpenAI, L.L.C. и Microsoft Corporation (сервис Azure OpenAI, США)</w:t>
+      </w:r>
+      <w:r>
+        <w:t xml:space="preserve">,</w:t>
       </w:r>
       <w:r>
         <w:t xml:space="preserve"> </w:t>
@@ -503,13 +518,39 @@
           <w:b/>
           <w:bCs/>
         </w:rPr>
+        <w:t xml:space="preserve">Google LLC (сервис Vertex AI, США)</w:t>
+      </w:r>
+      <w:r>
+        <w:t xml:space="preserve">,</w:t>
+      </w:r>
+      <w:r>
+        <w:t xml:space="preserve"> </w:t>
+      </w:r>
+      <w:r>
+        <w:rPr>
+          <w:b/>
+          <w:bCs/>
+        </w:rPr>
+        <w:t xml:space="preserve">Amazon Web Services, Inc. (сервис Amazon Bedrock, США)</w:t>
+      </w:r>
+      <w:r>
+        <w:t xml:space="preserve">,</w:t>
+      </w:r>
+      <w:r>
+        <w:t xml:space="preserve"> </w:t>
+      </w:r>
+      <w:r>
+        <w:rPr>
+          <w:b/>
+          <w:bCs/>
+        </w:rPr>
         <w:t xml:space="preserve">Anthropic, PBC (США)</w:t>
       </w:r>
       <w:r>
         <w:t xml:space="preserve"> </w:t>
       </w:r>
       <w:r>
-        <w:t xml:space="preserve">— для обработки текста моих сообщений языковыми моделями искусственного интеллекта с целью генерации ответов Сервиса.</w:t>
+        <w:t xml:space="preserve">— языковые модели искусственного интеллекта, которые обрабатывают текст моих сообщений и прикрепляемые мной изображения для генерации ответов Сервиса, формирования памяти и описаний изображений. Серверы поставщиков могут находиться в США и в других странах; поставщики получают данные только для выполнения запроса.</w:t>
       </w:r>
     </w:p>
     <w:p>
@@ -521,7 +562,7 @@
           <w:b/>
           <w:bCs/>
         </w:rPr>
-        <w:t xml:space="preserve">Я понимаю, что передача данных в США является трансграничной в государство, которое не обеспечивает уровень защиты персональных данных, эквивалентный российскому законодательству, и даю на неё явное согласие.</w:t>
+        <w:t xml:space="preserve">Я понимаю, что передача данных в США и в иные государства, где расположены серверы поставщиков, является трансграничной в государство, которое может не обеспечивать уровень защиты персональных данных, эквивалентный российскому законодательству, и даю на неё явное согласие.</w:t>
       </w:r>
     </w:p>
     <w:p>
@@ -531,8 +572,8 @@
         </w:pict>
       </w:r>
     </w:p>
-    <w:bookmarkEnd w:id="14"/>
-    <w:bookmarkStart w:id="15" w:name="срок-действия-согласия"/>
+    <w:bookmarkEnd w:id="12"/>
+    <w:bookmarkStart w:id="13" w:name="срок-действия-согласия"/>
     <w:p>
       <w:pPr>
         <w:pStyle w:val="Heading3"/>
@@ -556,8 +597,8 @@
         </w:pict>
       </w:r>
     </w:p>
-    <w:bookmarkEnd w:id="15"/>
-    <w:bookmarkStart w:id="16" w:name="отзыв-согласия"/>
+    <w:bookmarkEnd w:id="13"/>
+    <w:bookmarkStart w:id="14" w:name="отзыв-согласия"/>
     <w:p>
       <w:pPr>
         <w:pStyle w:val="Heading3"/>
@@ -614,392 +655,9 @@
         <w:t xml:space="preserve">Настоящее Согласие подтверждается простановкой отметки в соответствующем поле на странице регистрации (ч. 4 ст. 9 Федерального закона № 152-ФЗ). Факт и время предоставления Согласия, IP-адрес, user agent и версия документа фиксируются технически.</w:t>
       </w:r>
     </w:p>
-    <w:p>
-      <w:r>
-        <w:pict>
-          <v:rect style="width:0;height:1.5pt" o:hralign="center" o:hrstd="t" o:hr="t"/>
-        </w:pict>
-      </w:r>
-    </w:p>
+    <w:bookmarkEnd w:id="14"/>
+    <w:bookmarkEnd w:id="15"/>
     <w:bookmarkEnd w:id="16"/>
-    <w:bookmarkEnd w:id="17"/>
-    <w:bookmarkStart w:id="20" w:name="инструкция-для-разработчика"/>
-    <w:p>
-      <w:pPr>
-        <w:pStyle w:val="Heading2"/>
-      </w:pPr>
-      <w:r>
-        <w:t xml:space="preserve">Инструкция для разработчика</w:t>
-      </w:r>
-    </w:p>
-    <w:bookmarkStart w:id="18" w:name="Xcf61c0acc85acf6a1ad6f91020f0d64e6c06363"/>
-    <w:p>
-      <w:pPr>
-        <w:pStyle w:val="Heading3"/>
-      </w:pPr>
-      <w:r>
-        <w:t xml:space="preserve">На экране регистрации — ДВА отдельных чекбокса:</w:t>
-      </w:r>
-    </w:p>
-    <w:p>
-      <w:pPr>
-        <w:pStyle w:val="FirstParagraph"/>
-      </w:pPr>
-      <w:r>
-        <w:rPr>
-          <w:b/>
-          <w:bCs/>
-        </w:rPr>
-        <w:t xml:space="preserve">Чекбокс 1 (Пользовательское соглашение):</w:t>
-      </w:r>
-    </w:p>
-    <w:p>
-      <w:pPr>
-        <w:pStyle w:val="SourceCode"/>
-      </w:pPr>
-      <w:r>
-        <w:rPr>
-          <w:rStyle w:val="VerbatimChar"/>
-        </w:rPr>
-        <w:t xml:space="preserve">☐ Я принимаю [Пользовательское соглашение]</w:t>
-      </w:r>
-    </w:p>
-    <w:p>
-      <w:pPr>
-        <w:pStyle w:val="FirstParagraph"/>
-      </w:pPr>
-      <w:r>
-        <w:rPr>
-          <w:b/>
-          <w:bCs/>
-        </w:rPr>
-        <w:t xml:space="preserve">Чекбокс 2 (Согласие на ОПД — обязательный):</w:t>
-      </w:r>
-    </w:p>
-    <w:p>
-      <w:pPr>
-        <w:pStyle w:val="SourceCode"/>
-      </w:pPr>
-      <w:r>
-        <w:rPr>
-          <w:rStyle w:val="VerbatimChar"/>
-        </w:rPr>
-        <w:t xml:space="preserve">☐ Я прочитал(а) и понимаю, что мои сообщения могут содержать </w:t>
-      </w:r>
-      <w:r>
-        <w:br/>
-      </w:r>
-      <w:r>
-        <w:rPr>
-          <w:rStyle w:val="VerbatimChar"/>
-        </w:rPr>
-        <w:t xml:space="preserve">  сведения о моём психологическом состоянии (специальная категория </w:t>
-      </w:r>
-      <w:r>
-        <w:br/>
-      </w:r>
-      <w:r>
-        <w:rPr>
-          <w:rStyle w:val="VerbatimChar"/>
-        </w:rPr>
-        <w:t xml:space="preserve">  по 152-ФЗ). Даю явное согласие на обработку в соответствии с </w:t>
-      </w:r>
-      <w:r>
-        <w:br/>
-      </w:r>
-      <w:r>
-        <w:rPr>
-          <w:rStyle w:val="VerbatimChar"/>
-        </w:rPr>
-        <w:t xml:space="preserve">  [Политикой обработки персональных данных]</w:t>
-      </w:r>
-    </w:p>
-    <w:bookmarkEnd w:id="18"/>
-    <w:bookmarkStart w:id="19" w:name="что-фиксировать-в-базе-данных"/>
-    <w:p>
-      <w:pPr>
-        <w:pStyle w:val="Heading3"/>
-      </w:pPr>
-      <w:r>
-        <w:t xml:space="preserve">Что фиксировать в базе данных:</w:t>
-      </w:r>
-    </w:p>
-    <w:p>
-      <w:pPr>
-        <w:pStyle w:val="SourceCode"/>
-      </w:pPr>
-      <w:r>
-        <w:rPr>
-          <w:rStyle w:val="KeywordTok"/>
-        </w:rPr>
-        <w:t xml:space="preserve">CREATE</w:t>
-      </w:r>
-      <w:r>
-        <w:rPr>
-          <w:rStyle w:val="NormalTok"/>
-        </w:rPr>
-        <w:t xml:space="preserve"> </w:t>
-      </w:r>
-      <w:r>
-        <w:rPr>
-          <w:rStyle w:val="KeywordTok"/>
-        </w:rPr>
-        <w:t xml:space="preserve">TABLE</w:t>
-      </w:r>
-      <w:r>
-        <w:rPr>
-          <w:rStyle w:val="NormalTok"/>
-        </w:rPr>
-        <w:t xml:space="preserve"> user_consents (</w:t>
-      </w:r>
-      <w:r>
-        <w:br/>
-      </w:r>
-      <w:r>
-        <w:rPr>
-          <w:rStyle w:val="NormalTok"/>
-        </w:rPr>
-        <w:t xml:space="preserve">  user_id        UUID </w:t>
-      </w:r>
-      <w:r>
-        <w:rPr>
-          <w:rStyle w:val="KeywordTok"/>
-        </w:rPr>
-        <w:t xml:space="preserve">REFERENCES</w:t>
-      </w:r>
-      <w:r>
-        <w:rPr>
-          <w:rStyle w:val="NormalTok"/>
-        </w:rPr>
-        <w:t xml:space="preserve"> auth.users(</w:t>
-      </w:r>
-      <w:r>
-        <w:rPr>
-          <w:rStyle w:val="KeywordTok"/>
-        </w:rPr>
-        <w:t xml:space="preserve">id</w:t>
-      </w:r>
-      <w:r>
-        <w:rPr>
-          <w:rStyle w:val="NormalTok"/>
-        </w:rPr>
-        <w:t xml:space="preserve">),</w:t>
-      </w:r>
-      <w:r>
-        <w:br/>
-      </w:r>
-      <w:r>
-        <w:rPr>
-          <w:rStyle w:val="NormalTok"/>
-        </w:rPr>
-        <w:t xml:space="preserve">  consent_type   TEXT,          </w:t>
-      </w:r>
-      <w:r>
-        <w:rPr>
-          <w:rStyle w:val="CommentTok"/>
-        </w:rPr>
-        <w:t xml:space="preserve">-- 'terms_v1', 'pd_processing_v1'</w:t>
-      </w:r>
-      <w:r>
-        <w:br/>
-      </w:r>
-      <w:r>
-        <w:rPr>
-          <w:rStyle w:val="NormalTok"/>
-        </w:rPr>
-        <w:t xml:space="preserve">  document_hash  TEXT,          </w:t>
-      </w:r>
-      <w:r>
-        <w:rPr>
-          <w:rStyle w:val="CommentTok"/>
-        </w:rPr>
-        <w:t xml:space="preserve">-- SHA-256 версии документа</w:t>
-      </w:r>
-      <w:r>
-        <w:br/>
-      </w:r>
-      <w:r>
-        <w:rPr>
-          <w:rStyle w:val="NormalTok"/>
-        </w:rPr>
-        <w:t xml:space="preserve">  consented_at   TIMESTAMPTZ,</w:t>
-      </w:r>
-      <w:r>
-        <w:br/>
-      </w:r>
-      <w:r>
-        <w:rPr>
-          <w:rStyle w:val="NormalTok"/>
-        </w:rPr>
-        <w:t xml:space="preserve">  ip_address     TEXT,</w:t>
-      </w:r>
-      <w:r>
-        <w:br/>
-      </w:r>
-      <w:r>
-        <w:rPr>
-          <w:rStyle w:val="NormalTok"/>
-        </w:rPr>
-        <w:t xml:space="preserve">  user_agent     TEXT,</w:t>
-      </w:r>
-      <w:r>
-        <w:br/>
-      </w:r>
-      <w:r>
-        <w:rPr>
-          <w:rStyle w:val="NormalTok"/>
-        </w:rPr>
-        <w:t xml:space="preserve">  </w:t>
-      </w:r>
-      <w:r>
-        <w:rPr>
-          <w:rStyle w:val="KeywordTok"/>
-        </w:rPr>
-        <w:t xml:space="preserve">PRIMARY</w:t>
-      </w:r>
-      <w:r>
-        <w:rPr>
-          <w:rStyle w:val="NormalTok"/>
-        </w:rPr>
-        <w:t xml:space="preserve"> </w:t>
-      </w:r>
-      <w:r>
-        <w:rPr>
-          <w:rStyle w:val="KeywordTok"/>
-        </w:rPr>
-        <w:t xml:space="preserve">KEY</w:t>
-      </w:r>
-      <w:r>
-        <w:rPr>
-          <w:rStyle w:val="NormalTok"/>
-        </w:rPr>
-        <w:t xml:space="preserve"> (user_id, consent_type)</w:t>
-      </w:r>
-      <w:r>
-        <w:br/>
-      </w:r>
-      <w:r>
-        <w:rPr>
-          <w:rStyle w:val="NormalTok"/>
-        </w:rPr>
-        <w:t xml:space="preserve">);</w:t>
-      </w:r>
-    </w:p>
-    <w:p>
-      <w:pPr>
-        <w:pStyle w:val="FirstParagraph"/>
-      </w:pPr>
-      <w:r>
-        <w:t xml:space="preserve">Поле</w:t>
-      </w:r>
-      <w:r>
-        <w:t xml:space="preserve"> </w:t>
-      </w:r>
-      <w:r>
-        <w:rPr>
-          <w:rStyle w:val="VerbatimChar"/>
-        </w:rPr>
-        <w:t xml:space="preserve">document_hash</w:t>
-      </w:r>
-      <w:r>
-        <w:t xml:space="preserve"> </w:t>
-      </w:r>
-      <w:r>
-        <w:t xml:space="preserve">— доказательство в суде, что пользователь принял именно эту версию документа, а не другую.</w:t>
-      </w:r>
-    </w:p>
-    <w:p>
-      <w:r>
-        <w:pict>
-          <v:rect style="width:0;height:1.5pt" o:hralign="center" o:hrstd="t" o:hr="t"/>
-        </w:pict>
-      </w:r>
-    </w:p>
-    <w:bookmarkEnd w:id="19"/>
-    <w:bookmarkEnd w:id="20"/>
-    <w:bookmarkStart w:id="21" w:name="чек-лист-перед-публикацией"/>
-    <w:p>
-      <w:pPr>
-        <w:pStyle w:val="Heading2"/>
-      </w:pPr>
-      <w:r>
-        <w:t xml:space="preserve">Чек-лист перед публикацией</w:t>
-      </w:r>
-    </w:p>
-    <w:p>
-      <w:pPr>
-        <w:pStyle w:val="Compact"/>
-        <w:numPr>
-          <w:ilvl w:val="0"/>
-          <w:numId w:val="1004"/>
-        </w:numPr>
-      </w:pPr>
-      <w:r>
-        <w:t xml:space="preserve">Подано уведомление в Роскомнадзор об обработке персональных данных (ст. 22 152-ФЗ)</w:t>
-      </w:r>
-    </w:p>
-    <w:p>
-      <w:pPr>
-        <w:pStyle w:val="Compact"/>
-        <w:numPr>
-          <w:ilvl w:val="0"/>
-          <w:numId w:val="1005"/>
-        </w:numPr>
-      </w:pPr>
-      <w:r>
-        <w:t xml:space="preserve">Подано уведомление о трансграничной передаче в США (ст. 12 152-ФЗ), номер вписан в Политику ПД</w:t>
-      </w:r>
-    </w:p>
-    <w:p>
-      <w:pPr>
-        <w:pStyle w:val="Compact"/>
-        <w:numPr>
-          <w:ilvl w:val="0"/>
-          <w:numId w:val="1006"/>
-        </w:numPr>
-      </w:pPr>
-      <w:r>
-        <w:t xml:space="preserve">В форме регистрации реализованы два отдельных чекбокса</w:t>
-      </w:r>
-    </w:p>
-    <w:p>
-      <w:pPr>
-        <w:pStyle w:val="Compact"/>
-        <w:numPr>
-          <w:ilvl w:val="0"/>
-          <w:numId w:val="1007"/>
-        </w:numPr>
-      </w:pPr>
-      <w:r>
-        <w:t xml:space="preserve">В БД ведётся лог согласий с timestamp, IP, user agent и document_hash</w:t>
-      </w:r>
-    </w:p>
-    <w:p>
-      <w:pPr>
-        <w:pStyle w:val="Compact"/>
-        <w:numPr>
-          <w:ilvl w:val="0"/>
-          <w:numId w:val="1008"/>
-        </w:numPr>
-      </w:pPr>
-      <w:r>
-        <w:t xml:space="preserve">Документы опубликованы по постоянным URL (staysee.ru/privacy, staysee.ru/terms)</w:t>
-      </w:r>
-    </w:p>
-    <w:p>
-      <w:pPr>
-        <w:pStyle w:val="Compact"/>
-        <w:numPr>
-          <w:ilvl w:val="0"/>
-          <w:numId w:val="1009"/>
-        </w:numPr>
-      </w:pPr>
-      <w:r>
-        <w:t xml:space="preserve">Проверена версия для мобильного (App Store требует ссылку на Privacy Policy при подаче)</w:t>
-      </w:r>
-    </w:p>
-    <w:bookmarkEnd w:id="21"/>
-    <w:bookmarkEnd w:id="22"/>
     <w:sectPr>
       <w:footnotePr>
         <w:numRestart w:val="eachSect"/>
@@ -1213,82 +871,6 @@
       </w:rPr>
     </w:lvl>
   </w:abstractNum>
-  <w:abstractNum w:abstractNumId="992">
-    <w:nsid w:val="0000A992"/>
-    <w:multiLevelType w:val="multilevel"/>
-    <w:lvl w:ilvl="0">
-      <w:numFmt w:val="bullet"/>
-      <w:lvlText w:val="☐"/>
-      <w:lvlJc w:val="left"/>
-      <w:pPr>
-        <w:ind w:left="720" w:hanging="360"/>
-      </w:pPr>
-    </w:lvl>
-    <w:lvl w:ilvl="1">
-      <w:numFmt w:val="bullet"/>
-      <w:lvlText w:val="☐"/>
-      <w:lvlJc w:val="left"/>
-      <w:pPr>
-        <w:ind w:left="1440" w:hanging="360"/>
-      </w:pPr>
-    </w:lvl>
-    <w:lvl w:ilvl="2">
-      <w:numFmt w:val="bullet"/>
-      <w:lvlText w:val="☐"/>
-      <w:lvlJc w:val="left"/>
-      <w:pPr>
-        <w:ind w:left="2160" w:hanging="360"/>
-      </w:pPr>
-    </w:lvl>
-    <w:lvl w:ilvl="3">
-      <w:numFmt w:val="bullet"/>
-      <w:lvlText w:val="☐"/>
-      <w:lvlJc w:val="left"/>
-      <w:pPr>
-        <w:ind w:left="2880" w:hanging="360"/>
-      </w:pPr>
-    </w:lvl>
-    <w:lvl w:ilvl="4">
-      <w:numFmt w:val="bullet"/>
-      <w:lvlText w:val="☐"/>
-      <w:lvlJc w:val="left"/>
-      <w:pPr>
-        <w:ind w:left="3600" w:hanging="360"/>
-      </w:pPr>
-    </w:lvl>
-    <w:lvl w:ilvl="5">
-      <w:numFmt w:val="bullet"/>
-      <w:lvlText w:val="☐"/>
-      <w:lvlJc w:val="left"/>
-      <w:pPr>
-        <w:ind w:left="4320" w:hanging="360"/>
-      </w:pPr>
-    </w:lvl>
-    <w:lvl w:ilvl="6">
-      <w:numFmt w:val="bullet"/>
-      <w:lvlText w:val="☐"/>
-      <w:lvlJc w:val="left"/>
-      <w:pPr>
-        <w:ind w:left="5040" w:hanging="360"/>
-      </w:pPr>
-    </w:lvl>
-    <w:lvl w:ilvl="7">
-      <w:numFmt w:val="bullet"/>
-      <w:lvlText w:val="☐"/>
-      <w:lvlJc w:val="left"/>
-      <w:pPr>
-        <w:ind w:left="5760" w:hanging="360"/>
-      </w:pPr>
-    </w:lvl>
-    <w:lvl w:ilvl="8">
-      <w:numFmt w:val="bullet"/>
-      <w:lvlText w:val="☐"/>
-      <w:lvlJc w:val="left"/>
-      <w:pPr>
-        <w:ind w:left="6480" w:hanging="360"/>
-      </w:pPr>
-    </w:lvl>
-  </w:abstractNum>
   <w:num w:numId="1000">
     <w:abstractNumId w:val="990"/>
   </w:num>
@@ -1300,24 +882,6 @@
   </w:num>
   <w:num w:numId="1003">
     <w:abstractNumId w:val="991"/>
-  </w:num>
-  <w:num w:numId="1004">
-    <w:abstractNumId w:val="992"/>
-  </w:num>
-  <w:num w:numId="1005">
-    <w:abstractNumId w:val="992"/>
-  </w:num>
-  <w:num w:numId="1006">
-    <w:abstractNumId w:val="992"/>
-  </w:num>
-  <w:num w:numId="1007">
-    <w:abstractNumId w:val="992"/>
-  </w:num>
-  <w:num w:numId="1008">
-    <w:abstractNumId w:val="992"/>
-  </w:num>
-  <w:num w:numId="1009">
-    <w:abstractNumId w:val="992"/>
   </w:num>
 </w:numbering>
 </file>
@@ -1978,7 +1542,7 @@
       <w:color w:themeColor="accent1" w:themeShade="BF" w:val="365F91"/>
     </w:rPr>
   </w:style>
-  <w:style w:type="paragraph" w:customStyle="1" w:styleId="SourceCode">
+  <w:style w:customStyle="1" w:styleId="SourceCode" w:type="paragraph">
     <w:name w:val="Source Code"/>
     <w:basedOn w:val="Normal"/>
     <w:link w:val="VerbatimChar"/>
@@ -1986,7 +1550,7 @@
       <w:wordWrap w:val="off"/>
     </w:pPr>
   </w:style>
-  <w:style w:type="character" w:customStyle="1" w:styleId="KeywordTok">
+  <w:style w:customStyle="1" w:styleId="KeywordTok" w:type="character">
     <w:name w:val="KeywordTok"/>
     <w:basedOn w:val="VerbatimChar"/>
     <w:rPr>
@@ -1994,77 +1558,77 @@
       <w:color w:val="007020"/>
     </w:rPr>
   </w:style>
-  <w:style w:type="character" w:customStyle="1" w:styleId="DataTypeTok">
+  <w:style w:customStyle="1" w:styleId="DataTypeTok" w:type="character">
     <w:name w:val="DataTypeTok"/>
     <w:basedOn w:val="VerbatimChar"/>
     <w:rPr>
       <w:color w:val="902000"/>
     </w:rPr>
   </w:style>
-  <w:style w:type="character" w:customStyle="1" w:styleId="DecValTok">
+  <w:style w:customStyle="1" w:styleId="DecValTok" w:type="character">
     <w:name w:val="DecValTok"/>
     <w:basedOn w:val="VerbatimChar"/>
     <w:rPr>
       <w:color w:val="40a070"/>
     </w:rPr>
   </w:style>
-  <w:style w:type="character" w:customStyle="1" w:styleId="BaseNTok">
+  <w:style w:customStyle="1" w:styleId="BaseNTok" w:type="character">
     <w:name w:val="BaseNTok"/>
     <w:basedOn w:val="VerbatimChar"/>
     <w:rPr>
       <w:color w:val="40a070"/>
     </w:rPr>
   </w:style>
-  <w:style w:type="character" w:customStyle="1" w:styleId="FloatTok">
+  <w:style w:customStyle="1" w:styleId="FloatTok" w:type="character">
     <w:name w:val="FloatTok"/>
     <w:basedOn w:val="VerbatimChar"/>
     <w:rPr>
       <w:color w:val="40a070"/>
     </w:rPr>
   </w:style>
-  <w:style w:type="character" w:customStyle="1" w:styleId="ConstantTok">
+  <w:style w:customStyle="1" w:styleId="ConstantTok" w:type="character">
     <w:name w:val="ConstantTok"/>
     <w:basedOn w:val="VerbatimChar"/>
     <w:rPr>
       <w:color w:val="880000"/>
     </w:rPr>
   </w:style>
-  <w:style w:type="character" w:customStyle="1" w:styleId="CharTok">
+  <w:style w:customStyle="1" w:styleId="CharTok" w:type="character">
     <w:name w:val="CharTok"/>
     <w:basedOn w:val="VerbatimChar"/>
     <w:rPr>
       <w:color w:val="4070a0"/>
     </w:rPr>
   </w:style>
-  <w:style w:type="character" w:customStyle="1" w:styleId="SpecialCharTok">
+  <w:style w:customStyle="1" w:styleId="SpecialCharTok" w:type="character">
     <w:name w:val="SpecialCharTok"/>
     <w:basedOn w:val="VerbatimChar"/>
     <w:rPr>
       <w:color w:val="4070a0"/>
     </w:rPr>
   </w:style>
-  <w:style w:type="character" w:customStyle="1" w:styleId="StringTok">
+  <w:style w:customStyle="1" w:styleId="StringTok" w:type="character">
     <w:name w:val="StringTok"/>
     <w:basedOn w:val="VerbatimChar"/>
     <w:rPr>
       <w:color w:val="4070a0"/>
     </w:rPr>
   </w:style>
-  <w:style w:type="character" w:customStyle="1" w:styleId="VerbatimStringTok">
+  <w:style w:customStyle="1" w:styleId="VerbatimStringTok" w:type="character">
     <w:name w:val="VerbatimStringTok"/>
     <w:basedOn w:val="VerbatimChar"/>
     <w:rPr>
       <w:color w:val="4070a0"/>
     </w:rPr>
   </w:style>
-  <w:style w:type="character" w:customStyle="1" w:styleId="SpecialStringTok">
+  <w:style w:customStyle="1" w:styleId="SpecialStringTok" w:type="character">
     <w:name w:val="SpecialStringTok"/>
     <w:basedOn w:val="VerbatimChar"/>
     <w:rPr>
       <w:color w:val="bb6688"/>
     </w:rPr>
   </w:style>
-  <w:style w:type="character" w:customStyle="1" w:styleId="ImportTok">
+  <w:style w:customStyle="1" w:styleId="ImportTok" w:type="character">
     <w:name w:val="ImportTok"/>
     <w:basedOn w:val="VerbatimChar"/>
     <w:rPr>
@@ -2072,7 +1636,7 @@
       <w:color w:val="008000"/>
     </w:rPr>
   </w:style>
-  <w:style w:type="character" w:customStyle="1" w:styleId="CommentTok">
+  <w:style w:customStyle="1" w:styleId="CommentTok" w:type="character">
     <w:name w:val="CommentTok"/>
     <w:basedOn w:val="VerbatimChar"/>
     <w:rPr>
@@ -2080,7 +1644,7 @@
       <w:color w:val="60a0b0"/>
     </w:rPr>
   </w:style>
-  <w:style w:type="character" w:customStyle="1" w:styleId="DocumentationTok">
+  <w:style w:customStyle="1" w:styleId="DocumentationTok" w:type="character">
     <w:name w:val="DocumentationTok"/>
     <w:basedOn w:val="VerbatimChar"/>
     <w:rPr>
@@ -2088,7 +1652,7 @@
       <w:color w:val="ba2121"/>
     </w:rPr>
   </w:style>
-  <w:style w:type="character" w:customStyle="1" w:styleId="AnnotationTok">
+  <w:style w:customStyle="1" w:styleId="AnnotationTok" w:type="character">
     <w:name w:val="AnnotationTok"/>
     <w:basedOn w:val="VerbatimChar"/>
     <w:rPr>
@@ -2097,7 +1661,7 @@
       <w:color w:val="60a0b0"/>
     </w:rPr>
   </w:style>
-  <w:style w:type="character" w:customStyle="1" w:styleId="CommentVarTok">
+  <w:style w:customStyle="1" w:styleId="CommentVarTok" w:type="character">
     <w:name w:val="CommentVarTok"/>
     <w:basedOn w:val="VerbatimChar"/>
     <w:rPr>
@@ -2106,28 +1670,28 @@
       <w:color w:val="60a0b0"/>
     </w:rPr>
   </w:style>
-  <w:style w:type="character" w:customStyle="1" w:styleId="OtherTok">
+  <w:style w:customStyle="1" w:styleId="OtherTok" w:type="character">
     <w:name w:val="OtherTok"/>
     <w:basedOn w:val="VerbatimChar"/>
     <w:rPr>
       <w:color w:val="007020"/>
     </w:rPr>
   </w:style>
-  <w:style w:type="character" w:customStyle="1" w:styleId="FunctionTok">
+  <w:style w:customStyle="1" w:styleId="FunctionTok" w:type="character">
     <w:name w:val="FunctionTok"/>
     <w:basedOn w:val="VerbatimChar"/>
     <w:rPr>
       <w:color w:val="06287e"/>
     </w:rPr>
   </w:style>
-  <w:style w:type="character" w:customStyle="1" w:styleId="VariableTok">
+  <w:style w:customStyle="1" w:styleId="VariableTok" w:type="character">
     <w:name w:val="VariableTok"/>
     <w:basedOn w:val="VerbatimChar"/>
     <w:rPr>
       <w:color w:val="19177c"/>
     </w:rPr>
   </w:style>
-  <w:style w:type="character" w:customStyle="1" w:styleId="ControlFlowTok">
+  <w:style w:customStyle="1" w:styleId="ControlFlowTok" w:type="character">
     <w:name w:val="ControlFlowTok"/>
     <w:basedOn w:val="VerbatimChar"/>
     <w:rPr>
@@ -2135,45 +1699,45 @@
       <w:color w:val="007020"/>
     </w:rPr>
   </w:style>
-  <w:style w:type="character" w:customStyle="1" w:styleId="OperatorTok">
+  <w:style w:customStyle="1" w:styleId="OperatorTok" w:type="character">
     <w:name w:val="OperatorTok"/>
     <w:basedOn w:val="VerbatimChar"/>
     <w:rPr>
       <w:color w:val="666666"/>
     </w:rPr>
   </w:style>
-  <w:style w:type="character" w:customStyle="1" w:styleId="BuiltInTok">
+  <w:style w:customStyle="1" w:styleId="BuiltInTok" w:type="character">
     <w:name w:val="BuiltInTok"/>
     <w:basedOn w:val="VerbatimChar"/>
     <w:rPr>
       <w:color w:val="008000"/>
     </w:rPr>
   </w:style>
-  <w:style w:type="character" w:customStyle="1" w:styleId="ExtensionTok">
+  <w:style w:customStyle="1" w:styleId="ExtensionTok" w:type="character">
     <w:name w:val="ExtensionTok"/>
     <w:basedOn w:val="VerbatimChar"/>
     <w:rPr/>
   </w:style>
-  <w:style w:type="character" w:customStyle="1" w:styleId="PreprocessorTok">
+  <w:style w:customStyle="1" w:styleId="PreprocessorTok" w:type="character">
     <w:name w:val="PreprocessorTok"/>
     <w:basedOn w:val="VerbatimChar"/>
     <w:rPr>
       <w:color w:val="bc7a00"/>
     </w:rPr>
   </w:style>
-  <w:style w:type="character" w:customStyle="1" w:styleId="AttributeTok">
+  <w:style w:customStyle="1" w:styleId="AttributeTok" w:type="character">
     <w:name w:val="AttributeTok"/>
     <w:basedOn w:val="VerbatimChar"/>
     <w:rPr>
       <w:color w:val="7d9029"/>
     </w:rPr>
   </w:style>
-  <w:style w:type="character" w:customStyle="1" w:styleId="RegionMarkerTok">
+  <w:style w:customStyle="1" w:styleId="RegionMarkerTok" w:type="character">
     <w:name w:val="RegionMarkerTok"/>
     <w:basedOn w:val="VerbatimChar"/>
     <w:rPr/>
   </w:style>
-  <w:style w:type="character" w:customStyle="1" w:styleId="InformationTok">
+  <w:style w:customStyle="1" w:styleId="InformationTok" w:type="character">
     <w:name w:val="InformationTok"/>
     <w:basedOn w:val="VerbatimChar"/>
     <w:rPr>
@@ -2182,7 +1746,7 @@
       <w:color w:val="60a0b0"/>
     </w:rPr>
   </w:style>
-  <w:style w:type="character" w:customStyle="1" w:styleId="WarningTok">
+  <w:style w:customStyle="1" w:styleId="WarningTok" w:type="character">
     <w:name w:val="WarningTok"/>
     <w:basedOn w:val="VerbatimChar"/>
     <w:rPr>
@@ -2191,7 +1755,7 @@
       <w:color w:val="60a0b0"/>
     </w:rPr>
   </w:style>
-  <w:style w:type="character" w:customStyle="1" w:styleId="AlertTok">
+  <w:style w:customStyle="1" w:styleId="AlertTok" w:type="character">
     <w:name w:val="AlertTok"/>
     <w:basedOn w:val="VerbatimChar"/>
     <w:rPr>
@@ -2199,7 +1763,7 @@
       <w:color w:val="ff0000"/>
     </w:rPr>
   </w:style>
-  <w:style w:type="character" w:customStyle="1" w:styleId="ErrorTok">
+  <w:style w:customStyle="1" w:styleId="ErrorTok" w:type="character">
     <w:name w:val="ErrorTok"/>
     <w:basedOn w:val="VerbatimChar"/>
     <w:rPr>
@@ -2207,7 +1771,7 @@
       <w:color w:val="ff0000"/>
     </w:rPr>
   </w:style>
-  <w:style w:type="character" w:customStyle="1" w:styleId="NormalTok">
+  <w:style w:customStyle="1" w:styleId="NormalTok" w:type="character">
     <w:name w:val="NormalTok"/>
     <w:basedOn w:val="VerbatimChar"/>
     <w:rPr/>
